--- a/business/bids/ETABLIX-rm6242-how-to-start.docx
+++ b/business/bids/ETABLIX-rm6242-how-to-start.docx
@@ -327,7 +327,7 @@
                 <w:sz w:val="18"/>
                 <w:szCs w:val="18"/>
               </w:rPr>
-              <w:t xml:space="preserve">1 October 2026</w:t>
+              <w:t xml:space="preserve">2 October 2026</w:t>
             </w:r>
           </w:p>
         </w:tc>
@@ -517,7 +517,7 @@
           <w:sz w:val="19"/>
           <w:szCs w:val="19"/>
         </w:rPr>
-        <w:t xml:space="preserve">BLOCKED — the contract example, and there is no way round it. The assessment team answered the question directly: no, there is no alternative route to Appointed status without at least one completed contract example, or a completed project phase, certified on an Attachment 1a signed by both ETABLIX and the customer organisation. Three specifics matter:</w:t>
+        <w:t xml:space="preserve">WAS BLOCKED — the contract example. Now solved; see the box below. The assessment team answered the question directly: no, there is no alternative route to Appointed status without at least one completed contract example, or a completed project phase, certified on an Attachment 1a signed by both ETABLIX and the customer organisation. Three specifics matter:</w:t>
       </w:r>
     </w:p>
     <w:p>
@@ -672,7 +672,7 @@
           <w:sz w:val="19"/>
           <w:szCs w:val="19"/>
         </w:rPr>
-        <w:t xml:space="preserve">The one piece of good news, and it is bigger than it looks. A completed project phase of an ongoing contract, where all deliverables for that phase are finished, counts. That is a far lower bar than a finished contract. It means the first qualifying example could be weeks away rather than years — one fixed-scope piece of work, completed, with a client willing to sign.</w:t>
+        <w:t xml:space="preserve">## UNBLOCKED, 2 October 2026 — and this is the most valuable email of the year</w:t>
       </w:r>
     </w:p>
     <w:p>
@@ -691,7 +691,121 @@
           <w:sz w:val="19"/>
           <w:szCs w:val="19"/>
         </w:rPr>
-        <w:t xml:space="preserve">No penalty and no expiry. The application stays at Registered 1, the DPS stays open across its four-year life, and no place or progress is lost. (Note the conflict with the separate GCA DPS Team email warning that ~30+ days at Registered 1 without communication risks rejection. A clarification has been asked. Until it is answered, keep writing every three to four weeks — the cost of doing so is one email and the cost of not doing so is the application.)</w:t>
+        <w:t xml:space="preserve">The assessment team answered the three follow-up questions, and the first answer is the one that matters. Asked whether a completed fixed-scope advisory appointment — a written report on site establishment requirements and costs for a single site, delivered end to end and accepted by the client — would satisfy DPSQ Question 53, they replied that it "fully satisfies the requirement for a contract example."</w:t>
+      </w:r>
+    </w:p>
+    <w:p>
+      <w:pPr>
+        <w:pBdr>
+          <w:left w:val="single" w:color="9C7A3C" w:sz="18" w:space="10"/>
+        </w:pBdr>
+        <w:shd w:fill="EFE6D2" w:color="auto" w:val="clear"/>
+        <w:spacing w:after="150" w:before="150" w:line="280"/>
+        <w:ind w:left="170" w:right="170"/>
+      </w:pPr>
+      <w:r>
+        <w:rPr>
+          <w:rFonts w:ascii="Arial" w:cs="Arial" w:eastAsia="Arial" w:hAnsi="Arial"/>
+          <w:color w:val="14181D"/>
+          <w:sz w:val="19"/>
+          <w:szCs w:val="19"/>
+        </w:rPr>
+        <w:t xml:space="preserve">That is the Site Systems Diagnostic, described in their words, confirmed in writing as a qualifying contract example. The block is not years of trading. It is one paid diagnostic.</w:t>
+      </w:r>
+    </w:p>
+    <w:p>
+      <w:pPr>
+        <w:pBdr>
+          <w:left w:val="single" w:color="9C7A3C" w:sz="18" w:space="10"/>
+        </w:pBdr>
+        <w:shd w:fill="EFE6D2" w:color="auto" w:val="clear"/>
+        <w:spacing w:after="150" w:before="150" w:line="280"/>
+        <w:ind w:left="170" w:right="170"/>
+      </w:pPr>
+      <w:r>
+        <w:rPr>
+          <w:rFonts w:ascii="Arial" w:cs="Arial" w:eastAsia="Arial" w:hAnsi="Arial"/>
+          <w:color w:val="14181D"/>
+          <w:sz w:val="19"/>
+          <w:szCs w:val="19"/>
+        </w:rPr>
+        <w:t xml:space="preserve">The rules around it, all now confirmed:</w:t>
+      </w:r>
+    </w:p>
+    <w:p>
+      <w:pPr>
+        <w:pBdr>
+          <w:left w:val="single" w:color="9C7A3C" w:sz="18" w:space="10"/>
+        </w:pBdr>
+        <w:shd w:fill="EFE6D2" w:color="auto" w:val="clear"/>
+        <w:spacing w:after="150" w:before="150" w:line="280"/>
+        <w:ind w:left="170" w:right="170"/>
+      </w:pPr>
+      <w:r>
+        <w:rPr>
+          <w:rFonts w:ascii="Arial" w:cs="Arial" w:eastAsia="Arial" w:hAnsi="Arial"/>
+          <w:color w:val="14181D"/>
+          <w:sz w:val="19"/>
+          <w:szCs w:val="19"/>
+        </w:rPr>
+        <w:t xml:space="preserve">| Point | Confirmed position | |---|---| | Value | No minimum and no maximum. A small paid appointment counts. | | Age | Completed within the past three years. | | Scope | Must fall within the technical service filters selected in the DPSQ. | | Quantity | One example for a single high-level service heading; two for multiple headings. | | Certification | Attachment 1a, Letter of Confirmation of Works/Services, signed by authorised representatives of both organisations. | | Position | Prime, subcontractor or a member of a Group of Economic Operators — all three fully valid. | | Joining a GoEO | Permissible, and you may apply as both an individual entity and a consortium member. The lead supplier must log into SRS and add ETABLIX as a named consortium member. | | Registered 1 | No timeout penalty. Answers can be carried into a new submission with "Reuse answers from existing selection questionnaire." Periodic email updates keep the file current. |</w:t>
+      </w:r>
+    </w:p>
+    <w:p>
+      <w:pPr>
+        <w:pBdr>
+          <w:left w:val="single" w:color="9C7A3C" w:sz="18" w:space="10"/>
+        </w:pBdr>
+        <w:shd w:fill="EFE6D2" w:color="auto" w:val="clear"/>
+        <w:spacing w:after="150" w:before="150" w:line="280"/>
+        <w:ind w:left="170" w:right="170"/>
+      </w:pPr>
+      <w:r>
+        <w:rPr>
+          <w:rFonts w:ascii="Arial" w:cs="Arial" w:eastAsia="Arial" w:hAnsi="Arial"/>
+          <w:color w:val="14181D"/>
+          <w:sz w:val="19"/>
+          <w:szCs w:val="19"/>
+        </w:rPr>
+        <w:t xml:space="preserve">Select ONE service heading. Two headings means two examples, which doubles the bottleneck for no gain while there are no examples at all. Add headings after the first Attachment 1a is banked, not before.</w:t>
+      </w:r>
+    </w:p>
+    <w:p>
+      <w:pPr>
+        <w:pBdr>
+          <w:left w:val="single" w:color="9C7A3C" w:sz="18" w:space="10"/>
+        </w:pBdr>
+        <w:shd w:fill="EFE6D2" w:color="auto" w:val="clear"/>
+        <w:spacing w:after="150" w:before="150" w:line="280"/>
+        <w:ind w:left="170" w:right="170"/>
+      </w:pPr>
+      <w:r>
+        <w:rPr>
+          <w:rFonts w:ascii="Arial" w:cs="Arial" w:eastAsia="Arial" w:hAnsi="Arial"/>
+          <w:color w:val="14181D"/>
+          <w:sz w:val="19"/>
+          <w:szCs w:val="19"/>
+        </w:rPr>
+        <w:t xml:space="preserve">Get the Attachment 1a template before the first engagement, not after. A client asked to sign a confirmation of works at the point of scoping signs it as a formality. The same client asked six weeks after the final invoice has to be persuaded. The signature requirement belongs in the engagement letter.</w:t>
+      </w:r>
+    </w:p>
+    <w:p>
+      <w:pPr>
+        <w:pBdr>
+          <w:left w:val="single" w:color="9C7A3C" w:sz="18" w:space="10"/>
+        </w:pBdr>
+        <w:shd w:fill="EFE6D2" w:color="auto" w:val="clear"/>
+        <w:spacing w:after="150" w:before="150" w:line="280"/>
+        <w:ind w:left="170" w:right="170"/>
+      </w:pPr>
+      <w:r>
+        <w:rPr>
+          <w:rFonts w:ascii="Arial" w:cs="Arial" w:eastAsia="Arial" w:hAnsi="Arial"/>
+          <w:color w:val="14181D"/>
+          <w:sz w:val="19"/>
+          <w:szCs w:val="19"/>
+        </w:rPr>
+        <w:t xml:space="preserve">And the thirty-day conflict is resolved, in favour of this team: no loss of progress or penalty at Registered 1, with periodic email updates recommended rather than required. Keep sending one every three to four weeks anyway — it costs one email.</w:t>
       </w:r>
     </w:p>
     <w:p>
